--- a/Detect tumor app/brain-tumor-train-result.docx
+++ b/Detect tumor app/brain-tumor-train-result.docx
@@ -2904,8 +2904,6 @@
     </w:p>
     <w:p/>
     <w:p>
-      <w:bookmarkStart w:id="0" w:name="_GoBack"/>
-      <w:bookmarkEnd w:id="0"/>
       <w:r>
         <w:t>Evaluate:</w:t>
       </w:r>
@@ -3846,6 +3844,841 @@
         </w:drawing>
       </w:r>
     </w:p>
+    <w:p>
+      <w:pPr>
+        <w:pStyle w:val="Heading1"/>
+        <w:rPr>
+          <w:rFonts w:ascii="Arial" w:hAnsi="Arial" w:cs="Arial"/>
+          <w:b/>
+          <w:color w:val="auto"/>
+          <w:u w:val="single"/>
+        </w:rPr>
+      </w:pPr>
+      <w:r>
+        <w:rPr>
+          <w:rFonts w:ascii="Arial" w:hAnsi="Arial" w:cs="Arial"/>
+          <w:b/>
+          <w:color w:val="auto"/>
+          <w:u w:val="single"/>
+        </w:rPr>
+        <w:t>Train 100 epochs,model=yolov9s,optimizer=adamW</w:t>
+      </w:r>
+    </w:p>
+    <w:p/>
+    <w:p>
+      <w:r>
+        <w:rPr>
+          <w:noProof/>
+        </w:rPr>
+        <w:drawing>
+          <wp:inline distT="0" distB="0" distL="0" distR="0" wp14:anchorId="1A4B7CE6" wp14:editId="51EAED92">
+            <wp:extent cx="5943600" cy="2008505"/>
+            <wp:effectExtent l="0" t="0" r="0" b="0"/>
+            <wp:docPr id="13" name="Picture 13"/>
+            <wp:cNvGraphicFramePr>
+              <a:graphicFrameLocks xmlns:a="http://schemas.openxmlformats.org/drawingml/2006/main" noChangeAspect="1"/>
+            </wp:cNvGraphicFramePr>
+            <a:graphic xmlns:a="http://schemas.openxmlformats.org/drawingml/2006/main">
+              <a:graphicData uri="http://schemas.openxmlformats.org/drawingml/2006/picture">
+                <pic:pic xmlns:pic="http://schemas.openxmlformats.org/drawingml/2006/picture">
+                  <pic:nvPicPr>
+                    <pic:cNvPr id="1" name=""/>
+                    <pic:cNvPicPr/>
+                  </pic:nvPicPr>
+                  <pic:blipFill>
+                    <a:blip r:embed="rId20"/>
+                    <a:stretch>
+                      <a:fillRect/>
+                    </a:stretch>
+                  </pic:blipFill>
+                  <pic:spPr>
+                    <a:xfrm>
+                      <a:off x="0" y="0"/>
+                      <a:ext cx="5943600" cy="2008505"/>
+                    </a:xfrm>
+                    <a:prstGeom prst="rect">
+                      <a:avLst/>
+                    </a:prstGeom>
+                  </pic:spPr>
+                </pic:pic>
+              </a:graphicData>
+            </a:graphic>
+          </wp:inline>
+        </w:drawing>
+      </w:r>
+    </w:p>
+    <w:p>
+      <w:r>
+        <w:rPr>
+          <w:noProof/>
+        </w:rPr>
+        <w:drawing>
+          <wp:inline distT="0" distB="0" distL="0" distR="0" wp14:anchorId="256E7426" wp14:editId="16B710F3">
+            <wp:extent cx="5943600" cy="2118995"/>
+            <wp:effectExtent l="0" t="0" r="0" b="0"/>
+            <wp:docPr id="14" name="Picture 14"/>
+            <wp:cNvGraphicFramePr>
+              <a:graphicFrameLocks xmlns:a="http://schemas.openxmlformats.org/drawingml/2006/main" noChangeAspect="1"/>
+            </wp:cNvGraphicFramePr>
+            <a:graphic xmlns:a="http://schemas.openxmlformats.org/drawingml/2006/main">
+              <a:graphicData uri="http://schemas.openxmlformats.org/drawingml/2006/picture">
+                <pic:pic xmlns:pic="http://schemas.openxmlformats.org/drawingml/2006/picture">
+                  <pic:nvPicPr>
+                    <pic:cNvPr id="1" name=""/>
+                    <pic:cNvPicPr/>
+                  </pic:nvPicPr>
+                  <pic:blipFill>
+                    <a:blip r:embed="rId21"/>
+                    <a:stretch>
+                      <a:fillRect/>
+                    </a:stretch>
+                  </pic:blipFill>
+                  <pic:spPr>
+                    <a:xfrm>
+                      <a:off x="0" y="0"/>
+                      <a:ext cx="5943600" cy="2118995"/>
+                    </a:xfrm>
+                    <a:prstGeom prst="rect">
+                      <a:avLst/>
+                    </a:prstGeom>
+                  </pic:spPr>
+                </pic:pic>
+              </a:graphicData>
+            </a:graphic>
+          </wp:inline>
+        </w:drawing>
+      </w:r>
+    </w:p>
+    <w:p>
+      <w:r>
+        <w:rPr>
+          <w:noProof/>
+        </w:rPr>
+        <w:lastRenderedPageBreak/>
+        <w:drawing>
+          <wp:inline distT="0" distB="0" distL="0" distR="0" wp14:anchorId="07FA9F8B" wp14:editId="3FC5553F">
+            <wp:extent cx="5943600" cy="3198495"/>
+            <wp:effectExtent l="0" t="0" r="0" b="1905"/>
+            <wp:docPr id="15" name="Picture 15"/>
+            <wp:cNvGraphicFramePr>
+              <a:graphicFrameLocks xmlns:a="http://schemas.openxmlformats.org/drawingml/2006/main" noChangeAspect="1"/>
+            </wp:cNvGraphicFramePr>
+            <a:graphic xmlns:a="http://schemas.openxmlformats.org/drawingml/2006/main">
+              <a:graphicData uri="http://schemas.openxmlformats.org/drawingml/2006/picture">
+                <pic:pic xmlns:pic="http://schemas.openxmlformats.org/drawingml/2006/picture">
+                  <pic:nvPicPr>
+                    <pic:cNvPr id="1" name=""/>
+                    <pic:cNvPicPr/>
+                  </pic:nvPicPr>
+                  <pic:blipFill>
+                    <a:blip r:embed="rId22"/>
+                    <a:stretch>
+                      <a:fillRect/>
+                    </a:stretch>
+                  </pic:blipFill>
+                  <pic:spPr>
+                    <a:xfrm>
+                      <a:off x="0" y="0"/>
+                      <a:ext cx="5943600" cy="3198495"/>
+                    </a:xfrm>
+                    <a:prstGeom prst="rect">
+                      <a:avLst/>
+                    </a:prstGeom>
+                  </pic:spPr>
+                </pic:pic>
+              </a:graphicData>
+            </a:graphic>
+          </wp:inline>
+        </w:drawing>
+      </w:r>
+    </w:p>
+    <w:p>
+      <w:r>
+        <w:rPr>
+          <w:noProof/>
+        </w:rPr>
+        <w:drawing>
+          <wp:inline distT="0" distB="0" distL="0" distR="0" wp14:anchorId="69D7B19B" wp14:editId="57EA5A48">
+            <wp:extent cx="5943600" cy="2472055"/>
+            <wp:effectExtent l="0" t="0" r="0" b="4445"/>
+            <wp:docPr id="16" name="Picture 16"/>
+            <wp:cNvGraphicFramePr>
+              <a:graphicFrameLocks xmlns:a="http://schemas.openxmlformats.org/drawingml/2006/main" noChangeAspect="1"/>
+            </wp:cNvGraphicFramePr>
+            <a:graphic xmlns:a="http://schemas.openxmlformats.org/drawingml/2006/main">
+              <a:graphicData uri="http://schemas.openxmlformats.org/drawingml/2006/picture">
+                <pic:pic xmlns:pic="http://schemas.openxmlformats.org/drawingml/2006/picture">
+                  <pic:nvPicPr>
+                    <pic:cNvPr id="1" name=""/>
+                    <pic:cNvPicPr/>
+                  </pic:nvPicPr>
+                  <pic:blipFill>
+                    <a:blip r:embed="rId23"/>
+                    <a:stretch>
+                      <a:fillRect/>
+                    </a:stretch>
+                  </pic:blipFill>
+                  <pic:spPr>
+                    <a:xfrm>
+                      <a:off x="0" y="0"/>
+                      <a:ext cx="5943600" cy="2472055"/>
+                    </a:xfrm>
+                    <a:prstGeom prst="rect">
+                      <a:avLst/>
+                    </a:prstGeom>
+                  </pic:spPr>
+                </pic:pic>
+              </a:graphicData>
+            </a:graphic>
+          </wp:inline>
+        </w:drawing>
+      </w:r>
+    </w:p>
+    <w:p>
+      <w:r>
+        <w:rPr>
+          <w:noProof/>
+        </w:rPr>
+        <w:lastRenderedPageBreak/>
+        <w:drawing>
+          <wp:inline distT="0" distB="0" distL="0" distR="0" wp14:anchorId="6EB93E55" wp14:editId="5E2BD5BC">
+            <wp:extent cx="5943600" cy="2404110"/>
+            <wp:effectExtent l="0" t="0" r="0" b="0"/>
+            <wp:docPr id="17" name="Picture 17"/>
+            <wp:cNvGraphicFramePr>
+              <a:graphicFrameLocks xmlns:a="http://schemas.openxmlformats.org/drawingml/2006/main" noChangeAspect="1"/>
+            </wp:cNvGraphicFramePr>
+            <a:graphic xmlns:a="http://schemas.openxmlformats.org/drawingml/2006/main">
+              <a:graphicData uri="http://schemas.openxmlformats.org/drawingml/2006/picture">
+                <pic:pic xmlns:pic="http://schemas.openxmlformats.org/drawingml/2006/picture">
+                  <pic:nvPicPr>
+                    <pic:cNvPr id="1" name=""/>
+                    <pic:cNvPicPr/>
+                  </pic:nvPicPr>
+                  <pic:blipFill>
+                    <a:blip r:embed="rId24"/>
+                    <a:stretch>
+                      <a:fillRect/>
+                    </a:stretch>
+                  </pic:blipFill>
+                  <pic:spPr>
+                    <a:xfrm>
+                      <a:off x="0" y="0"/>
+                      <a:ext cx="5943600" cy="2404110"/>
+                    </a:xfrm>
+                    <a:prstGeom prst="rect">
+                      <a:avLst/>
+                    </a:prstGeom>
+                  </pic:spPr>
+                </pic:pic>
+              </a:graphicData>
+            </a:graphic>
+          </wp:inline>
+        </w:drawing>
+      </w:r>
+    </w:p>
+    <w:p>
+      <w:r>
+        <w:rPr>
+          <w:noProof/>
+        </w:rPr>
+        <w:drawing>
+          <wp:inline distT="0" distB="0" distL="0" distR="0" wp14:anchorId="5031AFD2" wp14:editId="1D32ED26">
+            <wp:extent cx="5943600" cy="1160780"/>
+            <wp:effectExtent l="0" t="0" r="0" b="1270"/>
+            <wp:docPr id="12" name="Picture 12"/>
+            <wp:cNvGraphicFramePr>
+              <a:graphicFrameLocks xmlns:a="http://schemas.openxmlformats.org/drawingml/2006/main" noChangeAspect="1"/>
+            </wp:cNvGraphicFramePr>
+            <a:graphic xmlns:a="http://schemas.openxmlformats.org/drawingml/2006/main">
+              <a:graphicData uri="http://schemas.openxmlformats.org/drawingml/2006/picture">
+                <pic:pic xmlns:pic="http://schemas.openxmlformats.org/drawingml/2006/picture">
+                  <pic:nvPicPr>
+                    <pic:cNvPr id="1" name=""/>
+                    <pic:cNvPicPr/>
+                  </pic:nvPicPr>
+                  <pic:blipFill>
+                    <a:blip r:embed="rId25"/>
+                    <a:stretch>
+                      <a:fillRect/>
+                    </a:stretch>
+                  </pic:blipFill>
+                  <pic:spPr>
+                    <a:xfrm>
+                      <a:off x="0" y="0"/>
+                      <a:ext cx="5943600" cy="1160780"/>
+                    </a:xfrm>
+                    <a:prstGeom prst="rect">
+                      <a:avLst/>
+                    </a:prstGeom>
+                  </pic:spPr>
+                </pic:pic>
+              </a:graphicData>
+            </a:graphic>
+          </wp:inline>
+        </w:drawing>
+      </w:r>
+    </w:p>
+    <w:p>
+      <w:pPr>
+        <w:pStyle w:val="Heading1"/>
+        <w:rPr>
+          <w:rFonts w:ascii="Arial" w:hAnsi="Arial" w:cs="Arial"/>
+          <w:b/>
+          <w:color w:val="auto"/>
+          <w:u w:val="single"/>
+        </w:rPr>
+      </w:pPr>
+      <w:r>
+        <w:rPr>
+          <w:rFonts w:ascii="Arial" w:hAnsi="Arial" w:cs="Arial"/>
+          <w:b/>
+          <w:color w:val="auto"/>
+          <w:u w:val="single"/>
+        </w:rPr>
+        <w:t>Train 100 epochs ,model=yolov9,optimizer=”SGD”</w:t>
+      </w:r>
+    </w:p>
+    <w:p>
+      <w:r>
+        <w:rPr>
+          <w:noProof/>
+        </w:rPr>
+        <w:drawing>
+          <wp:inline distT="0" distB="0" distL="0" distR="0" wp14:anchorId="1CB8DB40" wp14:editId="174717EC">
+            <wp:extent cx="5943600" cy="1770380"/>
+            <wp:effectExtent l="0" t="0" r="0" b="1270"/>
+            <wp:docPr id="18" name="Picture 18"/>
+            <wp:cNvGraphicFramePr>
+              <a:graphicFrameLocks xmlns:a="http://schemas.openxmlformats.org/drawingml/2006/main" noChangeAspect="1"/>
+            </wp:cNvGraphicFramePr>
+            <a:graphic xmlns:a="http://schemas.openxmlformats.org/drawingml/2006/main">
+              <a:graphicData uri="http://schemas.openxmlformats.org/drawingml/2006/picture">
+                <pic:pic xmlns:pic="http://schemas.openxmlformats.org/drawingml/2006/picture">
+                  <pic:nvPicPr>
+                    <pic:cNvPr id="1" name=""/>
+                    <pic:cNvPicPr/>
+                  </pic:nvPicPr>
+                  <pic:blipFill>
+                    <a:blip r:embed="rId26"/>
+                    <a:stretch>
+                      <a:fillRect/>
+                    </a:stretch>
+                  </pic:blipFill>
+                  <pic:spPr>
+                    <a:xfrm>
+                      <a:off x="0" y="0"/>
+                      <a:ext cx="5943600" cy="1770380"/>
+                    </a:xfrm>
+                    <a:prstGeom prst="rect">
+                      <a:avLst/>
+                    </a:prstGeom>
+                  </pic:spPr>
+                </pic:pic>
+              </a:graphicData>
+            </a:graphic>
+          </wp:inline>
+        </w:drawing>
+      </w:r>
+    </w:p>
+    <w:p>
+      <w:r>
+        <w:rPr>
+          <w:noProof/>
+        </w:rPr>
+        <w:drawing>
+          <wp:inline distT="0" distB="0" distL="0" distR="0" wp14:anchorId="2E8FD56A" wp14:editId="14A6208E">
+            <wp:extent cx="5943600" cy="2183765"/>
+            <wp:effectExtent l="0" t="0" r="0" b="6985"/>
+            <wp:docPr id="19" name="Picture 19"/>
+            <wp:cNvGraphicFramePr>
+              <a:graphicFrameLocks xmlns:a="http://schemas.openxmlformats.org/drawingml/2006/main" noChangeAspect="1"/>
+            </wp:cNvGraphicFramePr>
+            <a:graphic xmlns:a="http://schemas.openxmlformats.org/drawingml/2006/main">
+              <a:graphicData uri="http://schemas.openxmlformats.org/drawingml/2006/picture">
+                <pic:pic xmlns:pic="http://schemas.openxmlformats.org/drawingml/2006/picture">
+                  <pic:nvPicPr>
+                    <pic:cNvPr id="1" name=""/>
+                    <pic:cNvPicPr/>
+                  </pic:nvPicPr>
+                  <pic:blipFill>
+                    <a:blip r:embed="rId27"/>
+                    <a:stretch>
+                      <a:fillRect/>
+                    </a:stretch>
+                  </pic:blipFill>
+                  <pic:spPr>
+                    <a:xfrm>
+                      <a:off x="0" y="0"/>
+                      <a:ext cx="5943600" cy="2183765"/>
+                    </a:xfrm>
+                    <a:prstGeom prst="rect">
+                      <a:avLst/>
+                    </a:prstGeom>
+                  </pic:spPr>
+                </pic:pic>
+              </a:graphicData>
+            </a:graphic>
+          </wp:inline>
+        </w:drawing>
+      </w:r>
+    </w:p>
+    <w:p>
+      <w:r>
+        <w:rPr>
+          <w:noProof/>
+        </w:rPr>
+        <w:lastRenderedPageBreak/>
+        <w:drawing>
+          <wp:inline distT="0" distB="0" distL="0" distR="0" wp14:anchorId="55FC5C00" wp14:editId="4DC28168">
+            <wp:extent cx="5943600" cy="2569210"/>
+            <wp:effectExtent l="0" t="0" r="0" b="2540"/>
+            <wp:docPr id="20" name="Picture 20"/>
+            <wp:cNvGraphicFramePr>
+              <a:graphicFrameLocks xmlns:a="http://schemas.openxmlformats.org/drawingml/2006/main" noChangeAspect="1"/>
+            </wp:cNvGraphicFramePr>
+            <a:graphic xmlns:a="http://schemas.openxmlformats.org/drawingml/2006/main">
+              <a:graphicData uri="http://schemas.openxmlformats.org/drawingml/2006/picture">
+                <pic:pic xmlns:pic="http://schemas.openxmlformats.org/drawingml/2006/picture">
+                  <pic:nvPicPr>
+                    <pic:cNvPr id="1" name=""/>
+                    <pic:cNvPicPr/>
+                  </pic:nvPicPr>
+                  <pic:blipFill>
+                    <a:blip r:embed="rId28"/>
+                    <a:stretch>
+                      <a:fillRect/>
+                    </a:stretch>
+                  </pic:blipFill>
+                  <pic:spPr>
+                    <a:xfrm>
+                      <a:off x="0" y="0"/>
+                      <a:ext cx="5943600" cy="2569210"/>
+                    </a:xfrm>
+                    <a:prstGeom prst="rect">
+                      <a:avLst/>
+                    </a:prstGeom>
+                  </pic:spPr>
+                </pic:pic>
+              </a:graphicData>
+            </a:graphic>
+          </wp:inline>
+        </w:drawing>
+      </w:r>
+    </w:p>
+    <w:p>
+      <w:r>
+        <w:rPr>
+          <w:noProof/>
+        </w:rPr>
+        <w:drawing>
+          <wp:inline distT="0" distB="0" distL="0" distR="0" wp14:anchorId="423C47D0" wp14:editId="007F100B">
+            <wp:extent cx="5943600" cy="2558415"/>
+            <wp:effectExtent l="0" t="0" r="0" b="0"/>
+            <wp:docPr id="21" name="Picture 21"/>
+            <wp:cNvGraphicFramePr>
+              <a:graphicFrameLocks xmlns:a="http://schemas.openxmlformats.org/drawingml/2006/main" noChangeAspect="1"/>
+            </wp:cNvGraphicFramePr>
+            <a:graphic xmlns:a="http://schemas.openxmlformats.org/drawingml/2006/main">
+              <a:graphicData uri="http://schemas.openxmlformats.org/drawingml/2006/picture">
+                <pic:pic xmlns:pic="http://schemas.openxmlformats.org/drawingml/2006/picture">
+                  <pic:nvPicPr>
+                    <pic:cNvPr id="1" name=""/>
+                    <pic:cNvPicPr/>
+                  </pic:nvPicPr>
+                  <pic:blipFill>
+                    <a:blip r:embed="rId29"/>
+                    <a:stretch>
+                      <a:fillRect/>
+                    </a:stretch>
+                  </pic:blipFill>
+                  <pic:spPr>
+                    <a:xfrm>
+                      <a:off x="0" y="0"/>
+                      <a:ext cx="5943600" cy="2558415"/>
+                    </a:xfrm>
+                    <a:prstGeom prst="rect">
+                      <a:avLst/>
+                    </a:prstGeom>
+                  </pic:spPr>
+                </pic:pic>
+              </a:graphicData>
+            </a:graphic>
+          </wp:inline>
+        </w:drawing>
+      </w:r>
+    </w:p>
+    <w:p>
+      <w:r>
+        <w:rPr>
+          <w:noProof/>
+        </w:rPr>
+        <w:drawing>
+          <wp:inline distT="0" distB="0" distL="0" distR="0" wp14:anchorId="26B68153" wp14:editId="6D7042CC">
+            <wp:extent cx="5943600" cy="2183130"/>
+            <wp:effectExtent l="0" t="0" r="0" b="7620"/>
+            <wp:docPr id="22" name="Picture 22"/>
+            <wp:cNvGraphicFramePr>
+              <a:graphicFrameLocks xmlns:a="http://schemas.openxmlformats.org/drawingml/2006/main" noChangeAspect="1"/>
+            </wp:cNvGraphicFramePr>
+            <a:graphic xmlns:a="http://schemas.openxmlformats.org/drawingml/2006/main">
+              <a:graphicData uri="http://schemas.openxmlformats.org/drawingml/2006/picture">
+                <pic:pic xmlns:pic="http://schemas.openxmlformats.org/drawingml/2006/picture">
+                  <pic:nvPicPr>
+                    <pic:cNvPr id="1" name=""/>
+                    <pic:cNvPicPr/>
+                  </pic:nvPicPr>
+                  <pic:blipFill>
+                    <a:blip r:embed="rId30"/>
+                    <a:stretch>
+                      <a:fillRect/>
+                    </a:stretch>
+                  </pic:blipFill>
+                  <pic:spPr>
+                    <a:xfrm>
+                      <a:off x="0" y="0"/>
+                      <a:ext cx="5943600" cy="2183130"/>
+                    </a:xfrm>
+                    <a:prstGeom prst="rect">
+                      <a:avLst/>
+                    </a:prstGeom>
+                  </pic:spPr>
+                </pic:pic>
+              </a:graphicData>
+            </a:graphic>
+          </wp:inline>
+        </w:drawing>
+      </w:r>
+    </w:p>
+    <w:p>
+      <w:r>
+        <w:rPr>
+          <w:noProof/>
+        </w:rPr>
+        <w:lastRenderedPageBreak/>
+        <w:drawing>
+          <wp:inline distT="0" distB="0" distL="0" distR="0" wp14:anchorId="2930FE98" wp14:editId="03AF43D2">
+            <wp:extent cx="5943600" cy="1043305"/>
+            <wp:effectExtent l="0" t="0" r="0" b="4445"/>
+            <wp:docPr id="23" name="Picture 23"/>
+            <wp:cNvGraphicFramePr>
+              <a:graphicFrameLocks xmlns:a="http://schemas.openxmlformats.org/drawingml/2006/main" noChangeAspect="1"/>
+            </wp:cNvGraphicFramePr>
+            <a:graphic xmlns:a="http://schemas.openxmlformats.org/drawingml/2006/main">
+              <a:graphicData uri="http://schemas.openxmlformats.org/drawingml/2006/picture">
+                <pic:pic xmlns:pic="http://schemas.openxmlformats.org/drawingml/2006/picture">
+                  <pic:nvPicPr>
+                    <pic:cNvPr id="1" name=""/>
+                    <pic:cNvPicPr/>
+                  </pic:nvPicPr>
+                  <pic:blipFill>
+                    <a:blip r:embed="rId31"/>
+                    <a:stretch>
+                      <a:fillRect/>
+                    </a:stretch>
+                  </pic:blipFill>
+                  <pic:spPr>
+                    <a:xfrm>
+                      <a:off x="0" y="0"/>
+                      <a:ext cx="5943600" cy="1043305"/>
+                    </a:xfrm>
+                    <a:prstGeom prst="rect">
+                      <a:avLst/>
+                    </a:prstGeom>
+                  </pic:spPr>
+                </pic:pic>
+              </a:graphicData>
+            </a:graphic>
+          </wp:inline>
+        </w:drawing>
+      </w:r>
+    </w:p>
+    <w:p>
+      <w:pPr>
+        <w:pStyle w:val="Heading1"/>
+        <w:rPr>
+          <w:rFonts w:ascii="Arial" w:hAnsi="Arial" w:cs="Arial"/>
+          <w:b/>
+          <w:color w:val="auto"/>
+          <w:u w:val="single"/>
+        </w:rPr>
+      </w:pPr>
+      <w:r>
+        <w:rPr>
+          <w:rFonts w:ascii="Arial" w:hAnsi="Arial" w:cs="Arial"/>
+          <w:b/>
+          <w:color w:val="auto"/>
+          <w:u w:val="single"/>
+        </w:rPr>
+        <w:t>Train 100 epochs,model=yolov9s,optimizer=</w:t>
+      </w:r>
+      <w:r>
+        <w:rPr>
+          <w:rFonts w:ascii="Arial" w:hAnsi="Arial" w:cs="Arial"/>
+          <w:b/>
+          <w:color w:val="auto"/>
+          <w:u w:val="single"/>
+        </w:rPr>
+        <w:t>RMSProp</w:t>
+      </w:r>
+    </w:p>
+    <w:p>
+      <w:r>
+        <w:rPr>
+          <w:noProof/>
+        </w:rPr>
+        <w:drawing>
+          <wp:inline distT="0" distB="0" distL="0" distR="0" wp14:anchorId="3EFF3448" wp14:editId="4790FFF8">
+            <wp:extent cx="5943600" cy="1938655"/>
+            <wp:effectExtent l="0" t="0" r="0" b="4445"/>
+            <wp:docPr id="24" name="Picture 24"/>
+            <wp:cNvGraphicFramePr>
+              <a:graphicFrameLocks xmlns:a="http://schemas.openxmlformats.org/drawingml/2006/main" noChangeAspect="1"/>
+            </wp:cNvGraphicFramePr>
+            <a:graphic xmlns:a="http://schemas.openxmlformats.org/drawingml/2006/main">
+              <a:graphicData uri="http://schemas.openxmlformats.org/drawingml/2006/picture">
+                <pic:pic xmlns:pic="http://schemas.openxmlformats.org/drawingml/2006/picture">
+                  <pic:nvPicPr>
+                    <pic:cNvPr id="1" name=""/>
+                    <pic:cNvPicPr/>
+                  </pic:nvPicPr>
+                  <pic:blipFill>
+                    <a:blip r:embed="rId32"/>
+                    <a:stretch>
+                      <a:fillRect/>
+                    </a:stretch>
+                  </pic:blipFill>
+                  <pic:spPr>
+                    <a:xfrm>
+                      <a:off x="0" y="0"/>
+                      <a:ext cx="5943600" cy="1938655"/>
+                    </a:xfrm>
+                    <a:prstGeom prst="rect">
+                      <a:avLst/>
+                    </a:prstGeom>
+                  </pic:spPr>
+                </pic:pic>
+              </a:graphicData>
+            </a:graphic>
+          </wp:inline>
+        </w:drawing>
+      </w:r>
+      <w:bookmarkStart w:id="0" w:name="_GoBack"/>
+      <w:bookmarkEnd w:id="0"/>
+    </w:p>
+    <w:p>
+      <w:r>
+        <w:rPr>
+          <w:noProof/>
+        </w:rPr>
+        <w:drawing>
+          <wp:inline distT="0" distB="0" distL="0" distR="0" wp14:anchorId="68C05702" wp14:editId="2B2FED80">
+            <wp:extent cx="5943600" cy="2051685"/>
+            <wp:effectExtent l="0" t="0" r="0" b="5715"/>
+            <wp:docPr id="25" name="Picture 25"/>
+            <wp:cNvGraphicFramePr>
+              <a:graphicFrameLocks xmlns:a="http://schemas.openxmlformats.org/drawingml/2006/main" noChangeAspect="1"/>
+            </wp:cNvGraphicFramePr>
+            <a:graphic xmlns:a="http://schemas.openxmlformats.org/drawingml/2006/main">
+              <a:graphicData uri="http://schemas.openxmlformats.org/drawingml/2006/picture">
+                <pic:pic xmlns:pic="http://schemas.openxmlformats.org/drawingml/2006/picture">
+                  <pic:nvPicPr>
+                    <pic:cNvPr id="1" name=""/>
+                    <pic:cNvPicPr/>
+                  </pic:nvPicPr>
+                  <pic:blipFill>
+                    <a:blip r:embed="rId33"/>
+                    <a:stretch>
+                      <a:fillRect/>
+                    </a:stretch>
+                  </pic:blipFill>
+                  <pic:spPr>
+                    <a:xfrm>
+                      <a:off x="0" y="0"/>
+                      <a:ext cx="5943600" cy="2051685"/>
+                    </a:xfrm>
+                    <a:prstGeom prst="rect">
+                      <a:avLst/>
+                    </a:prstGeom>
+                  </pic:spPr>
+                </pic:pic>
+              </a:graphicData>
+            </a:graphic>
+          </wp:inline>
+        </w:drawing>
+      </w:r>
+    </w:p>
+    <w:p>
+      <w:r>
+        <w:rPr>
+          <w:noProof/>
+        </w:rPr>
+        <w:drawing>
+          <wp:inline distT="0" distB="0" distL="0" distR="0" wp14:anchorId="1231157E" wp14:editId="137DF30B">
+            <wp:extent cx="5943600" cy="2442210"/>
+            <wp:effectExtent l="0" t="0" r="0" b="0"/>
+            <wp:docPr id="27" name="Picture 27"/>
+            <wp:cNvGraphicFramePr>
+              <a:graphicFrameLocks xmlns:a="http://schemas.openxmlformats.org/drawingml/2006/main" noChangeAspect="1"/>
+            </wp:cNvGraphicFramePr>
+            <a:graphic xmlns:a="http://schemas.openxmlformats.org/drawingml/2006/main">
+              <a:graphicData uri="http://schemas.openxmlformats.org/drawingml/2006/picture">
+                <pic:pic xmlns:pic="http://schemas.openxmlformats.org/drawingml/2006/picture">
+                  <pic:nvPicPr>
+                    <pic:cNvPr id="1" name=""/>
+                    <pic:cNvPicPr/>
+                  </pic:nvPicPr>
+                  <pic:blipFill>
+                    <a:blip r:embed="rId34"/>
+                    <a:stretch>
+                      <a:fillRect/>
+                    </a:stretch>
+                  </pic:blipFill>
+                  <pic:spPr>
+                    <a:xfrm>
+                      <a:off x="0" y="0"/>
+                      <a:ext cx="5943600" cy="2442210"/>
+                    </a:xfrm>
+                    <a:prstGeom prst="rect">
+                      <a:avLst/>
+                    </a:prstGeom>
+                  </pic:spPr>
+                </pic:pic>
+              </a:graphicData>
+            </a:graphic>
+          </wp:inline>
+        </w:drawing>
+      </w:r>
+    </w:p>
+    <w:p>
+      <w:r>
+        <w:rPr>
+          <w:noProof/>
+        </w:rPr>
+        <w:lastRenderedPageBreak/>
+        <w:drawing>
+          <wp:inline distT="0" distB="0" distL="0" distR="0" wp14:anchorId="1F8EF89A" wp14:editId="066F2FF7">
+            <wp:extent cx="5943600" cy="2326005"/>
+            <wp:effectExtent l="0" t="0" r="0" b="0"/>
+            <wp:docPr id="28" name="Picture 28"/>
+            <wp:cNvGraphicFramePr>
+              <a:graphicFrameLocks xmlns:a="http://schemas.openxmlformats.org/drawingml/2006/main" noChangeAspect="1"/>
+            </wp:cNvGraphicFramePr>
+            <a:graphic xmlns:a="http://schemas.openxmlformats.org/drawingml/2006/main">
+              <a:graphicData uri="http://schemas.openxmlformats.org/drawingml/2006/picture">
+                <pic:pic xmlns:pic="http://schemas.openxmlformats.org/drawingml/2006/picture">
+                  <pic:nvPicPr>
+                    <pic:cNvPr id="1" name=""/>
+                    <pic:cNvPicPr/>
+                  </pic:nvPicPr>
+                  <pic:blipFill>
+                    <a:blip r:embed="rId35"/>
+                    <a:stretch>
+                      <a:fillRect/>
+                    </a:stretch>
+                  </pic:blipFill>
+                  <pic:spPr>
+                    <a:xfrm>
+                      <a:off x="0" y="0"/>
+                      <a:ext cx="5943600" cy="2326005"/>
+                    </a:xfrm>
+                    <a:prstGeom prst="rect">
+                      <a:avLst/>
+                    </a:prstGeom>
+                  </pic:spPr>
+                </pic:pic>
+              </a:graphicData>
+            </a:graphic>
+          </wp:inline>
+        </w:drawing>
+      </w:r>
+    </w:p>
+    <w:p/>
+    <w:p>
+      <w:r>
+        <w:rPr>
+          <w:noProof/>
+        </w:rPr>
+        <w:drawing>
+          <wp:inline distT="0" distB="0" distL="0" distR="0" wp14:anchorId="4E134862" wp14:editId="1A02DD9D">
+            <wp:extent cx="5943600" cy="3021330"/>
+            <wp:effectExtent l="0" t="0" r="0" b="7620"/>
+            <wp:docPr id="26" name="Picture 26"/>
+            <wp:cNvGraphicFramePr>
+              <a:graphicFrameLocks xmlns:a="http://schemas.openxmlformats.org/drawingml/2006/main" noChangeAspect="1"/>
+            </wp:cNvGraphicFramePr>
+            <a:graphic xmlns:a="http://schemas.openxmlformats.org/drawingml/2006/main">
+              <a:graphicData uri="http://schemas.openxmlformats.org/drawingml/2006/picture">
+                <pic:pic xmlns:pic="http://schemas.openxmlformats.org/drawingml/2006/picture">
+                  <pic:nvPicPr>
+                    <pic:cNvPr id="1" name=""/>
+                    <pic:cNvPicPr/>
+                  </pic:nvPicPr>
+                  <pic:blipFill>
+                    <a:blip r:embed="rId36"/>
+                    <a:stretch>
+                      <a:fillRect/>
+                    </a:stretch>
+                  </pic:blipFill>
+                  <pic:spPr>
+                    <a:xfrm>
+                      <a:off x="0" y="0"/>
+                      <a:ext cx="5943600" cy="3021330"/>
+                    </a:xfrm>
+                    <a:prstGeom prst="rect">
+                      <a:avLst/>
+                    </a:prstGeom>
+                  </pic:spPr>
+                </pic:pic>
+              </a:graphicData>
+            </a:graphic>
+          </wp:inline>
+        </w:drawing>
+      </w:r>
+    </w:p>
+    <w:p>
+      <w:r>
+        <w:rPr>
+          <w:noProof/>
+        </w:rPr>
+        <w:drawing>
+          <wp:inline distT="0" distB="0" distL="0" distR="0" wp14:anchorId="6D0C1C91" wp14:editId="0F4EB252">
+            <wp:extent cx="5943600" cy="962025"/>
+            <wp:effectExtent l="0" t="0" r="0" b="9525"/>
+            <wp:docPr id="29" name="Picture 29"/>
+            <wp:cNvGraphicFramePr>
+              <a:graphicFrameLocks xmlns:a="http://schemas.openxmlformats.org/drawingml/2006/main" noChangeAspect="1"/>
+            </wp:cNvGraphicFramePr>
+            <a:graphic xmlns:a="http://schemas.openxmlformats.org/drawingml/2006/main">
+              <a:graphicData uri="http://schemas.openxmlformats.org/drawingml/2006/picture">
+                <pic:pic xmlns:pic="http://schemas.openxmlformats.org/drawingml/2006/picture">
+                  <pic:nvPicPr>
+                    <pic:cNvPr id="1" name=""/>
+                    <pic:cNvPicPr/>
+                  </pic:nvPicPr>
+                  <pic:blipFill>
+                    <a:blip r:embed="rId37"/>
+                    <a:stretch>
+                      <a:fillRect/>
+                    </a:stretch>
+                  </pic:blipFill>
+                  <pic:spPr>
+                    <a:xfrm>
+                      <a:off x="0" y="0"/>
+                      <a:ext cx="5943600" cy="962025"/>
+                    </a:xfrm>
+                    <a:prstGeom prst="rect">
+                      <a:avLst/>
+                    </a:prstGeom>
+                  </pic:spPr>
+                </pic:pic>
+              </a:graphicData>
+            </a:graphic>
+          </wp:inline>
+        </w:drawing>
+      </w:r>
+    </w:p>
+    <w:p/>
     <w:sectPr>
       <w:pgSz w:w="12240" w:h="15840"/>
       <w:pgMar w:top="1440" w:right="1440" w:bottom="1440" w:left="1440" w:header="720" w:footer="720" w:gutter="0"/>

--- a/Detect tumor app/brain-tumor-train-result.docx
+++ b/Detect tumor app/brain-tumor-train-result.docx
@@ -4138,6 +4138,17 @@
         </w:rPr>
         <w:t>Train 100 epochs ,model=yolov9,optimizer=”SGD”</w:t>
       </w:r>
+      <w:r>
+        <w:rPr>
+          <w:rFonts w:ascii="Arial" w:hAnsi="Arial" w:cs="Arial"/>
+          <w:b/>
+          <w:color w:val="auto"/>
+          <w:u w:val="single"/>
+        </w:rPr>
+        <w:t>-&gt;good</w:t>
+      </w:r>
+      <w:bookmarkStart w:id="0" w:name="_GoBack"/>
+      <w:bookmarkEnd w:id="0"/>
     </w:p>
     <w:p>
       <w:r>
@@ -4463,8 +4474,6 @@
           </wp:inline>
         </w:drawing>
       </w:r>
-      <w:bookmarkStart w:id="0" w:name="_GoBack"/>
-      <w:bookmarkEnd w:id="0"/>
     </w:p>
     <w:p>
       <w:r>
